--- a/word_reports/LP_0203_위치_184_KC and the Sunshine Band_.docx
+++ b/word_reports/LP_0203_위치_184_KC and the Sunshine Band_.docx
@@ -4,7 +4,7 @@
   <w:body>
     <w:p>
       <w:pPr>
-        <w:spacing w:after="280"/>
+        <w:spacing w:after="80"/>
       </w:pPr>
       <w:r>
         <w:rPr w:rFonts="맑은 고딕">
@@ -13,94 +13,47 @@
           <w:color w:val="1E3A8A"/>
           <w:sz w:val="30"/>
         </w:rPr>
-        <w:t>[184] KC and the Sunshine Band - Including the Hit Singles</w:t>
+        <w:t>KC and the Sunshine Band (KC 앤 더 선샤인 밴드) - Including the Hit Singles</w:t>
       </w:r>
     </w:p>
     <w:p>
       <w:pPr>
-        <w:spacing w:after="320"/>
+        <w:spacing w:after="240"/>
       </w:pPr>
       <w:r>
         <w:rPr w:rFonts="맑은 고딕">
           <w:rFonts w:ascii="맑은 고딕" w:hAnsi="맑은 고딕" w:eastAsia="맑은 고딕"/>
           <w:b/>
-          <w:sz w:val="20"/>
+          <w:color w:val="4B5563"/>
+          <w:sz w:val="22"/>
         </w:rPr>
-        <w:t>■ 위치 : 184</w:t>
-        <w:br/>
-      </w:r>
-      <w:r>
-        <w:rPr w:rFonts="맑은 고딕">
-          <w:rFonts w:ascii="맑은 고딕" w:hAnsi="맑은 고딕" w:eastAsia="맑은 고딕"/>
-          <w:b/>
-          <w:sz w:val="20"/>
-        </w:rPr>
-        <w:t>■ 아티스트 : KC and the Sunshine Band</w:t>
-        <w:br/>
-      </w:r>
-      <w:r>
-        <w:rPr w:rFonts="맑은 고딕">
-          <w:rFonts w:ascii="맑은 고딕" w:hAnsi="맑은 고딕" w:eastAsia="맑은 고딕"/>
-          <w:b/>
-          <w:sz w:val="20"/>
-        </w:rPr>
-        <w:t>■ 앨범명 : Including the Hit Singles</w:t>
-        <w:br/>
-      </w:r>
-      <w:r>
-        <w:rPr w:rFonts="맑은 고딕">
-          <w:rFonts w:ascii="맑은 고딕" w:hAnsi="맑은 고딕" w:eastAsia="맑은 고딕"/>
-          <w:b w:val="0"/>
-          <w:sz w:val="20"/>
-        </w:rPr>
-        <w:t>■ 음반 레이블 : TK Records</w:t>
-        <w:br/>
-      </w:r>
-      <w:r>
-        <w:rPr w:rFonts="맑은 고딕">
-          <w:rFonts w:ascii="맑은 고딕" w:hAnsi="맑은 고딕" w:eastAsia="맑은 고딕"/>
-          <w:b w:val="0"/>
-          <w:sz w:val="20"/>
-        </w:rPr>
-        <w:t>■ 발매년도 : 1975</w:t>
-        <w:br/>
-      </w:r>
-      <w:r>
-        <w:rPr w:rFonts="맑은 고딕">
-          <w:rFonts w:ascii="맑은 고딕" w:hAnsi="맑은 고딕" w:eastAsia="맑은 고딕"/>
-          <w:b w:val="0"/>
-          <w:sz w:val="20"/>
-        </w:rPr>
-        <w:t>■ 장르 : 디스코 (Disco), 펑크 (Funk), 마이애미 소울 (Miami Soul)</w:t>
-        <w:br/>
-      </w:r>
-      <w:r>
-        <w:rPr w:rFonts="맑은 고딕">
-          <w:rFonts w:ascii="맑은 고딕" w:hAnsi="맑은 고딕" w:eastAsia="맑은 고딕"/>
-          <w:b w:val="0"/>
-          <w:sz w:val="20"/>
-        </w:rPr>
-        <w:t>■ 주요 수록곡 : 1. Get Down Tonight</w:t>
-        <w:br/>
+        <w:t>위치 :  184</w:t>
       </w:r>
     </w:p>
     <w:p>
       <w:pPr>
-        <w:spacing w:after="160"/>
+        <w:spacing w:line="324" w:lineRule="auto" w:before="80" w:after="160"/>
       </w:pPr>
       <w:r>
         <w:rPr w:rFonts="맑은 고딕">
           <w:rFonts w:ascii="맑은 고딕" w:hAnsi="맑은 고딕" w:eastAsia="맑은 고딕"/>
           <w:b/>
           <w:color w:val="1F2937"/>
-          <w:sz w:val="24"/>
+          <w:sz w:val="22"/>
         </w:rPr>
-        <w:t>■ 음반 해설 및 감상 가이드</w:t>
+        <w:t xml:space="preserve">[음반 소개] </w:t>
+      </w:r>
+      <w:r>
+        <w:rPr w:rFonts="맑은 고딕">
+          <w:rFonts w:ascii="맑은 고딕" w:hAnsi="맑은 고딕" w:eastAsia="맑은 고딕"/>
+          <w:b w:val="0"/>
+          <w:sz w:val="21"/>
+        </w:rPr>
       </w:r>
     </w:p>
     <w:p>
       <w:pPr>
-        <w:spacing w:line="312" w:lineRule="auto" w:after="120"/>
+        <w:spacing w:line="324" w:lineRule="auto" w:after="120"/>
       </w:pPr>
       <w:r>
         <w:rPr w:rFonts="맑은 고딕">
@@ -108,51 +61,516 @@
           <w:b w:val="0"/>
           <w:sz w:val="21"/>
         </w:rPr>
-        <w:t>1970년대 중반, 전 세계 음반 시장과 클럽 신(Scene)을 강타하며 디스코 폭풍의 중심에 섰던 케이씨 앤 더 선샤인 밴드(KC and the Sunshine Band)의 결정적 순간을 담아낸 명반입니다. 리더 해리 웨인 케이씨(Harry Wayne Casey)와 프로듀서 리처드 핀치(Richard Finch)의 완벽한 콤비네이션으로 탄생한 이 음반은, 플로리다주의 따스한 햇살을 닮은 청량하고 밝은 사운드로 이른바 '마이애미 사운드(Miami Sound)'의 정점을 보여줍니다. 히트 싱글들을 대거 수록하여 발매 당시 폭발적인 반응을 얻었으며, 디스코 장르를 단순한 춤곡을 넘어 대중음악의 메인스트림으로 견인한 역사적 가치를 지닙니다.</w:t>
+        <w:t>찬란하게 부서지는 마이애미의 태양과 에메랄드빛 해변의 열기를 고스란히 바이닐의 소릿골에 새겨 넣은 이 음반은, 1970년대 디스코와 훵크 사운드의 정점을 보여주는 기념비적인 명반입니다. 흑인과 백인의 음악적 경계를 허물고 관악기의 경쾌한 포효와 율동적인 베이스라인으로 전 세계를 춤추게 했던 이들의 에너지는 반세기가 지난 오늘날에도 여전히 찬란한 생명력을 뿜어냅니다. 단순한 댄스 플로어의 흥분을 넘어, 고단했던 시대를 위로하고 삶의 순수한 환희를 일깨웠던 음악적 낙관주의의 가장 완벽한 결정체라 할 수 있습니다.</w:t>
       </w:r>
     </w:p>
     <w:p>
       <w:pPr>
-        <w:spacing w:line="312" w:lineRule="auto" w:after="120"/>
+        <w:spacing w:line="324" w:lineRule="auto" w:before="200" w:after="80"/>
       </w:pPr>
+      <w:r>
+        <w:rPr w:rFonts="맑은 고딕">
+          <w:rFonts w:ascii="맑은 고딕" w:hAnsi="맑은 고딕" w:eastAsia="맑은 고딕"/>
+          <w:b/>
+          <w:color w:val="1E3A8A"/>
+          <w:sz w:val="24"/>
+        </w:rPr>
+        <w:t>1. 음반 데이터</w:t>
+      </w:r>
+    </w:p>
+    <w:p>
+      <w:pPr>
+        <w:spacing w:line="324" w:lineRule="auto" w:after="80"/>
+      </w:pPr>
+      <w:r>
+        <w:rPr w:rFonts="맑은 고딕">
+          <w:rFonts w:ascii="맑은 고딕" w:hAnsi="맑은 고딕" w:eastAsia="맑은 고딕"/>
+          <w:b w:val="0"/>
+          <w:color w:val="6B7280"/>
+          <w:sz w:val="21"/>
+        </w:rPr>
+        <w:t xml:space="preserve">· </w:t>
+      </w:r>
+      <w:r>
+        <w:rPr w:rFonts="맑은 고딕">
+          <w:rFonts w:ascii="맑은 고딕" w:hAnsi="맑은 고딕" w:eastAsia="맑은 고딕"/>
+          <w:b/>
+          <w:color w:val="1F2937"/>
+          <w:sz w:val="21"/>
+        </w:rPr>
+        <w:t xml:space="preserve">앨범명: </w:t>
+      </w:r>
       <w:r>
         <w:rPr w:rFonts="맑은 고딕">
           <w:rFonts w:ascii="맑은 고딕" w:hAnsi="맑은 고딕" w:eastAsia="맑은 고딕"/>
           <w:b w:val="0"/>
           <w:sz w:val="21"/>
         </w:rPr>
-        <w:t>음악적으로 이 음반은 화려하고 역동적인 브라스 섹션과 끊임없이 찰랑거리는 펑키한 기타 리프, 그리고 몸을 자연스럽게 흔들게 만드는 탄탄한 베이스라인이 완벽한 조화를 이룹니다. 해리 웨인 케이씨의 경쾌하고 감각적인 보컬은 직관적이고 중독성 강한 멜로디 후크와 어우러져 듣는 이에게 압도적인 낙천성과 즐거움을 선사합니다. 흑인 음악의 깊은 펑크(Funk) 리듬에 백인적이고 감각적인 팝 감성을 절묘하게 접목하여 당대 인종과 장르의 경계를 허문 혁신적인 사운드 구조를 자랑합니다.</w:t>
+        <w:t>Including the Hit Singles</w:t>
       </w:r>
     </w:p>
     <w:p>
       <w:pPr>
-        <w:spacing w:line="312" w:lineRule="auto" w:after="120"/>
+        <w:spacing w:line="324" w:lineRule="auto" w:after="80"/>
       </w:pPr>
+      <w:r>
+        <w:rPr w:rFonts="맑은 고딕">
+          <w:rFonts w:ascii="맑은 고딕" w:hAnsi="맑은 고딕" w:eastAsia="맑은 고딕"/>
+          <w:b w:val="0"/>
+          <w:color w:val="6B7280"/>
+          <w:sz w:val="21"/>
+        </w:rPr>
+        <w:t xml:space="preserve">· </w:t>
+      </w:r>
+      <w:r>
+        <w:rPr w:rFonts="맑은 고딕">
+          <w:rFonts w:ascii="맑은 고딕" w:hAnsi="맑은 고딕" w:eastAsia="맑은 고딕"/>
+          <w:b/>
+          <w:color w:val="1F2937"/>
+          <w:sz w:val="21"/>
+        </w:rPr>
+        <w:t xml:space="preserve">아티스트: </w:t>
+      </w:r>
       <w:r>
         <w:rPr w:rFonts="맑은 고딕">
           <w:rFonts w:ascii="맑은 고딕" w:hAnsi="맑은 고딕" w:eastAsia="맑은 고딕"/>
           <w:b w:val="0"/>
           <w:sz w:val="21"/>
         </w:rPr>
-        <w:t>앨범의 포문을 열고 차트를 정복한 'Get Down Tonight'은 특유의 가속된 기타 오프닝 인트로와 중독적인 리듬으로 순식간에 청자를 사로잡으며, 세기의 디스코 찬가인 'That's the Way (I Like It)'은 반복되는 후련한 코러스와 풍성한 브라스 연주로 팝 역사상 가장 완벽한 댄스 트랙 중 하나로 손꼽힙니다. 또한 영화 &lt;토요일 밤의 열기&gt;에 수록되어 더욱 유명해진 'Boogie Shoes'와 밴드의 초기 대표작인 'Sound Your Funky Horn'에 이르기까지, 수록곡 전체가 하나의 거대한 파티처럼 쉼 없이 에너지를 발산합니다.</w:t>
+        <w:t>KC and the Sunshine Band (KC 앤 더 선샤인 밴드)</w:t>
       </w:r>
     </w:p>
     <w:p>
       <w:pPr>
-        <w:spacing w:line="312" w:lineRule="auto" w:after="120"/>
+        <w:spacing w:line="324" w:lineRule="auto" w:after="80"/>
       </w:pPr>
+      <w:r>
+        <w:rPr w:rFonts="맑은 고딕">
+          <w:rFonts w:ascii="맑은 고딕" w:hAnsi="맑은 고딕" w:eastAsia="맑은 고딕"/>
+          <w:b w:val="0"/>
+          <w:color w:val="6B7280"/>
+          <w:sz w:val="21"/>
+        </w:rPr>
+        <w:t xml:space="preserve">· </w:t>
+      </w:r>
+      <w:r>
+        <w:rPr w:rFonts="맑은 고딕">
+          <w:rFonts w:ascii="맑은 고딕" w:hAnsi="맑은 고딕" w:eastAsia="맑은 고딕"/>
+          <w:b/>
+          <w:color w:val="1F2937"/>
+          <w:sz w:val="21"/>
+        </w:rPr>
+        <w:t xml:space="preserve">발매 정보: </w:t>
+      </w:r>
       <w:r>
         <w:rPr w:rFonts="맑은 고딕">
           <w:rFonts w:ascii="맑은 고딕" w:hAnsi="맑은 고딕" w:eastAsia="맑은 고딕"/>
           <w:b w:val="0"/>
           <w:sz w:val="21"/>
         </w:rPr>
-        <w:t>LP 바이닐을 통해 감상하는 이 음반은 70년대 아날로그 녹음 특유의 타이트한 아날로그 드럼 톤과 묵직한 베이스의 울림, 그리고 공간을 가득 채우는 관악기의 생생한 질감을 완벽하게 전달합니다. 스피커를 통해 분출되는 생동감 넘치는 리듬은 시대를 초월하여 듣는 공간 전체를 1970년대 화려했던 디스코 클럽의 한가운데로 변모시키는 마법 같은 경험을 선사할 것입니다.</w:t>
+        <w:t>1975년 T.K. 레코드 및 유럽의 제이 보이(Jay Boy) 레이블 등을 통해 발매된 본작은 밴드의 두 번째 정규 앨범이자 이들의 전 세계적 출세작으로, 'That's the Way (I Like It)'와 'Get Down Tonight' 등 불멸의 앤섬들이 수록되어 "Including the Hit Singles"라는 부제와 함께 유럽 및 인터내셔널 시장에 센세이션을 일으키며 보급되었습니다.</w:t>
+      </w:r>
+    </w:p>
+    <w:p>
+      <w:pPr>
+        <w:spacing w:line="324" w:lineRule="auto" w:after="80"/>
+      </w:pPr>
+      <w:r>
+        <w:rPr w:rFonts="맑은 고딕">
+          <w:rFonts w:ascii="맑은 고딕" w:hAnsi="맑은 고딕" w:eastAsia="맑은 고딕"/>
+          <w:b w:val="0"/>
+          <w:color w:val="6B7280"/>
+          <w:sz w:val="21"/>
+        </w:rPr>
+        <w:t xml:space="preserve">· </w:t>
+      </w:r>
+      <w:r>
+        <w:rPr w:rFonts="맑은 고딕">
+          <w:rFonts w:ascii="맑은 고딕" w:hAnsi="맑은 고딕" w:eastAsia="맑은 고딕"/>
+          <w:b/>
+          <w:color w:val="1F2937"/>
+          <w:sz w:val="21"/>
+        </w:rPr>
+        <w:t xml:space="preserve">LP 인기도(판매량): </w:t>
+      </w:r>
+      <w:r>
+        <w:rPr w:rFonts="맑은 고딕">
+          <w:rFonts w:ascii="맑은 고딕" w:hAnsi="맑은 고딕" w:eastAsia="맑은 고딕"/>
+          <w:b w:val="0"/>
+          <w:sz w:val="21"/>
+        </w:rPr>
+        <w:t>발매 직후 미국 빌보드 팝 앨범 차트 4위, R&amp;B 앨범 차트 1위를 석권하였으며, 수록된 싱글 2곡이 나란히 빌보드 핫 100 1위에 오르는 기염을 토하며 미국 내에서만 300만 장 이상의 판매고(트리플 플래티넘)를 기록하는 세계적 상업 성공을 거두었습니다.</w:t>
+      </w:r>
+    </w:p>
+    <w:p>
+      <w:pPr>
+        <w:spacing w:line="324" w:lineRule="auto" w:after="80"/>
+      </w:pPr>
+      <w:r>
+        <w:rPr w:rFonts="맑은 고딕">
+          <w:rFonts w:ascii="맑은 고딕" w:hAnsi="맑은 고딕" w:eastAsia="맑은 고딕"/>
+          <w:b w:val="0"/>
+          <w:color w:val="6B7280"/>
+          <w:sz w:val="21"/>
+        </w:rPr>
+        <w:t xml:space="preserve">· </w:t>
+      </w:r>
+      <w:r>
+        <w:rPr w:rFonts="맑은 고딕">
+          <w:rFonts w:ascii="맑은 고딕" w:hAnsi="맑은 고딕" w:eastAsia="맑은 고딕"/>
+          <w:b/>
+          <w:color w:val="1F2937"/>
+          <w:sz w:val="21"/>
+        </w:rPr>
+        <w:t xml:space="preserve">각종 수상경력: </w:t>
+      </w:r>
+      <w:r>
+        <w:rPr w:rFonts="맑은 고딕">
+          <w:rFonts w:ascii="맑은 고딕" w:hAnsi="맑은 고딕" w:eastAsia="맑은 고딕"/>
+          <w:b w:val="0"/>
+          <w:sz w:val="21"/>
+        </w:rPr>
+        <w:t>1976년 제18회 그래미 어워드에서 다수 부문 후보에 오른 것은 물론, 아메리칸 뮤직 어워드(AMA) 수상 및 이듬해 그래미 어워드 '올해의 앨범'을 거머쥔 영화 &lt;토요일 밤의 열기(Saturday Night Fever)&gt; 사운드트랙 참여의 든든한 교두보가 되었던 음악사적 공인을 받았습니다.</w:t>
+      </w:r>
+    </w:p>
+    <w:p>
+      <w:pPr>
+        <w:spacing w:line="324" w:lineRule="auto" w:before="200" w:after="80"/>
+      </w:pPr>
+      <w:r>
+        <w:rPr w:rFonts="맑은 고딕">
+          <w:rFonts w:ascii="맑은 고딕" w:hAnsi="맑은 고딕" w:eastAsia="맑은 고딕"/>
+          <w:b/>
+          <w:color w:val="1E3A8A"/>
+          <w:sz w:val="24"/>
+        </w:rPr>
+        <w:t>2. 아티스트 정보</w:t>
+      </w:r>
+    </w:p>
+    <w:p>
+      <w:pPr>
+        <w:spacing w:line="324" w:lineRule="auto" w:after="80"/>
+      </w:pPr>
+      <w:r>
+        <w:rPr w:rFonts="맑은 고딕">
+          <w:rFonts w:ascii="맑은 고딕" w:hAnsi="맑은 고딕" w:eastAsia="맑은 고딕"/>
+          <w:b w:val="0"/>
+          <w:color w:val="6B7280"/>
+          <w:sz w:val="21"/>
+        </w:rPr>
+        <w:t xml:space="preserve">· </w:t>
+      </w:r>
+      <w:r>
+        <w:rPr w:rFonts="맑은 고딕">
+          <w:rFonts w:ascii="맑은 고딕" w:hAnsi="맑은 고딕" w:eastAsia="맑은 고딕"/>
+          <w:b/>
+          <w:color w:val="1F2937"/>
+          <w:sz w:val="21"/>
+        </w:rPr>
+        <w:t xml:space="preserve">국적: </w:t>
+      </w:r>
+      <w:r>
+        <w:rPr w:rFonts="맑은 고딕">
+          <w:rFonts w:ascii="맑은 고딕" w:hAnsi="맑은 고딕" w:eastAsia="맑은 고딕"/>
+          <w:b w:val="0"/>
+          <w:sz w:val="21"/>
+        </w:rPr>
+        <w:t>미국 (플로리다주 하이얼리어)</w:t>
+      </w:r>
+    </w:p>
+    <w:p>
+      <w:pPr>
+        <w:spacing w:line="324" w:lineRule="auto" w:after="80"/>
+      </w:pPr>
+      <w:r>
+        <w:rPr w:rFonts="맑은 고딕">
+          <w:rFonts w:ascii="맑은 고딕" w:hAnsi="맑은 고딕" w:eastAsia="맑은 고딕"/>
+          <w:b w:val="0"/>
+          <w:color w:val="6B7280"/>
+          <w:sz w:val="21"/>
+        </w:rPr>
+        <w:t xml:space="preserve">· </w:t>
+      </w:r>
+      <w:r>
+        <w:rPr w:rFonts="맑은 고딕">
+          <w:rFonts w:ascii="맑은 고딕" w:hAnsi="맑은 고딕" w:eastAsia="맑은 고딕"/>
+          <w:b/>
+          <w:color w:val="1F2937"/>
+          <w:sz w:val="21"/>
+        </w:rPr>
+        <w:t xml:space="preserve">생몰년도: </w:t>
+      </w:r>
+      <w:r>
+        <w:rPr w:rFonts="맑은 고딕">
+          <w:rFonts w:ascii="맑은 고딕" w:hAnsi="맑은 고딕" w:eastAsia="맑은 고딕"/>
+          <w:b w:val="0"/>
+          <w:sz w:val="21"/>
+        </w:rPr>
+        <w:t>1973년 결성</w:t>
+      </w:r>
+    </w:p>
+    <w:p>
+      <w:pPr>
+        <w:spacing w:line="324" w:lineRule="auto" w:after="80"/>
+      </w:pPr>
+      <w:r>
+        <w:rPr w:rFonts="맑은 고딕">
+          <w:rFonts w:ascii="맑은 고딕" w:hAnsi="맑은 고딕" w:eastAsia="맑은 고딕"/>
+          <w:b w:val="0"/>
+          <w:color w:val="6B7280"/>
+          <w:sz w:val="21"/>
+        </w:rPr>
+        <w:t xml:space="preserve">· </w:t>
+      </w:r>
+      <w:r>
+        <w:rPr w:rFonts="맑은 고딕">
+          <w:rFonts w:ascii="맑은 고딕" w:hAnsi="맑은 고딕" w:eastAsia="맑은 고딕"/>
+          <w:b/>
+          <w:color w:val="1F2937"/>
+          <w:sz w:val="21"/>
+        </w:rPr>
+        <w:t xml:space="preserve">그룹 소속: </w:t>
+      </w:r>
+      <w:r>
+        <w:rPr w:rFonts="맑은 고딕">
+          <w:rFonts w:ascii="맑은 고딕" w:hAnsi="맑은 고딕" w:eastAsia="맑은 고딕"/>
+          <w:b w:val="0"/>
+          <w:sz w:val="21"/>
+        </w:rPr>
+        <w:t>다인종·혼성 브라스 훵크/디스코 그룹</w:t>
+      </w:r>
+    </w:p>
+    <w:p>
+      <w:pPr>
+        <w:spacing w:line="324" w:lineRule="auto" w:after="80"/>
+      </w:pPr>
+      <w:r>
+        <w:rPr w:rFonts="맑은 고딕">
+          <w:rFonts w:ascii="맑은 고딕" w:hAnsi="맑은 고딕" w:eastAsia="맑은 고딕"/>
+          <w:b w:val="0"/>
+          <w:color w:val="6B7280"/>
+          <w:sz w:val="21"/>
+        </w:rPr>
+        <w:t xml:space="preserve">· </w:t>
+      </w:r>
+      <w:r>
+        <w:rPr w:rFonts="맑은 고딕">
+          <w:rFonts w:ascii="맑은 고딕" w:hAnsi="맑은 고딕" w:eastAsia="맑은 고딕"/>
+          <w:b/>
+          <w:color w:val="1F2937"/>
+          <w:sz w:val="21"/>
+        </w:rPr>
+        <w:t xml:space="preserve">아티스트 소개: </w:t>
+      </w:r>
+      <w:r>
+        <w:rPr w:rFonts="맑은 고딕">
+          <w:rFonts w:ascii="맑은 고딕" w:hAnsi="맑은 고딕" w:eastAsia="맑은 고딕"/>
+          <w:b w:val="0"/>
+          <w:sz w:val="21"/>
+        </w:rPr>
+        <w:t>건반 연주자이자 보컬리스트인 해리 웨인 케이시(Harry Wayne Casey, 'KC')와 베이시스트 리차드 핀치(Richard Finch)의 주도로 결성된 밴드로, 인종적 화합을 음악으로 실현한 선구자적 그룹입니다. 모타운의 서정적인 멜로디 감각과 카리브해의 준카누(Junkanoo) 리듬, 그리고 폭발적인 혼 섹션을 결합하여 독창적인 '선샤인 사운드(Sunshine Sound)'를 창조해 팝 음악사의 지형도를 바꾸어 놓았습니다.</w:t>
+      </w:r>
+    </w:p>
+    <w:p>
+      <w:pPr>
+        <w:spacing w:line="324" w:lineRule="auto" w:before="200" w:after="80"/>
+      </w:pPr>
+      <w:r>
+        <w:rPr w:rFonts="맑은 고딕">
+          <w:rFonts w:ascii="맑은 고딕" w:hAnsi="맑은 고딕" w:eastAsia="맑은 고딕"/>
+          <w:b/>
+          <w:color w:val="1E3A8A"/>
+          <w:sz w:val="24"/>
+        </w:rPr>
+        <w:t>3. 음반 상세 분석</w:t>
+      </w:r>
+    </w:p>
+    <w:p>
+      <w:pPr>
+        <w:spacing w:line="324" w:lineRule="auto" w:after="80"/>
+      </w:pPr>
+      <w:r>
+        <w:rPr w:rFonts="맑은 고딕">
+          <w:rFonts w:ascii="맑은 고딕" w:hAnsi="맑은 고딕" w:eastAsia="맑은 고딕"/>
+          <w:b w:val="0"/>
+          <w:color w:val="6B7280"/>
+          <w:sz w:val="21"/>
+        </w:rPr>
+        <w:t xml:space="preserve">· </w:t>
+      </w:r>
+      <w:r>
+        <w:rPr w:rFonts="맑은 고딕">
+          <w:rFonts w:ascii="맑은 고딕" w:hAnsi="맑은 고딕" w:eastAsia="맑은 고딕"/>
+          <w:b/>
+          <w:color w:val="1F2937"/>
+          <w:sz w:val="21"/>
+        </w:rPr>
+        <w:t xml:space="preserve">역사적 위치: </w:t>
+      </w:r>
+      <w:r>
+        <w:rPr w:rFonts="맑은 고딕">
+          <w:rFonts w:ascii="맑은 고딕" w:hAnsi="맑은 고딕" w:eastAsia="맑은 고딕"/>
+          <w:b w:val="0"/>
+          <w:sz w:val="21"/>
+        </w:rPr>
+        <w:t>1970년대 중반 디스코 열풍의 본격적인 서막을 알린 교과서적인 작품입니다. 세련되면서도 거친 훵크 그루브 위에 대중 친화적인 팝 후크를 정교하게 얹어냄으로써 언더그라운드 클럽 음악에 머물던 댄스 팝을 주류 팝 문화의 중심부로 끌어올린 걸작으로 평가받습니다.</w:t>
+      </w:r>
+    </w:p>
+    <w:p>
+      <w:pPr>
+        <w:spacing w:line="324" w:lineRule="auto" w:after="80"/>
+      </w:pPr>
+      <w:r>
+        <w:rPr w:rFonts="맑은 고딕">
+          <w:rFonts w:ascii="맑은 고딕" w:hAnsi="맑은 고딕" w:eastAsia="맑은 고딕"/>
+          <w:b w:val="0"/>
+          <w:color w:val="6B7280"/>
+          <w:sz w:val="21"/>
+        </w:rPr>
+        <w:t xml:space="preserve">· </w:t>
+      </w:r>
+      <w:r>
+        <w:rPr w:rFonts="맑은 고딕">
+          <w:rFonts w:ascii="맑은 고딕" w:hAnsi="맑은 고딕" w:eastAsia="맑은 고딕"/>
+          <w:b/>
+          <w:color w:val="1F2937"/>
+          <w:sz w:val="21"/>
+        </w:rPr>
+        <w:t xml:space="preserve">시대의 흔적(스토리텔링): </w:t>
+      </w:r>
+      <w:r>
+        <w:rPr w:rFonts="맑은 고딕">
+          <w:rFonts w:ascii="맑은 고딕" w:hAnsi="맑은 고딕" w:eastAsia="맑은 고딕"/>
+          <w:b w:val="0"/>
+          <w:sz w:val="21"/>
+        </w:rPr>
+        <w:t>베트남 전쟁 종전 직후와 오일쇼크로 인한 경제적 침체기 속에서 방황하던 당시 청년 세대에게 이 음반은 순수한 해방구이자 구원이었습니다. 주말 밤 화려한 미러볼 아래 모여든 젊은이들이 모든 시름을 잊고 연대할 수 있었던 시대의 청춘 감성과 낭만적인 열망이 고스란히 투영되어 있습니다.</w:t>
+      </w:r>
+    </w:p>
+    <w:p>
+      <w:pPr>
+        <w:spacing w:line="324" w:lineRule="auto" w:before="200" w:after="80"/>
+      </w:pPr>
+      <w:r>
+        <w:rPr w:rFonts="맑은 고딕">
+          <w:rFonts w:ascii="맑은 고딕" w:hAnsi="맑은 고딕" w:eastAsia="맑은 고딕"/>
+          <w:b/>
+          <w:color w:val="1E3A8A"/>
+          <w:sz w:val="24"/>
+        </w:rPr>
+        <w:t>4. 주요 수록곡 및 감상 제언</w:t>
+      </w:r>
+    </w:p>
+    <w:p>
+      <w:pPr>
+        <w:spacing w:line="324" w:lineRule="auto" w:after="80"/>
+      </w:pPr>
+      <w:r>
+        <w:rPr w:rFonts="맑은 고딕">
+          <w:rFonts w:ascii="맑은 고딕" w:hAnsi="맑은 고딕" w:eastAsia="맑은 고딕"/>
+          <w:b w:val="0"/>
+          <w:color w:val="6B7280"/>
+          <w:sz w:val="21"/>
+        </w:rPr>
+        <w:t xml:space="preserve">· </w:t>
+      </w:r>
+      <w:r>
+        <w:rPr w:rFonts="맑은 고딕">
+          <w:rFonts w:ascii="맑은 고딕" w:hAnsi="맑은 고딕" w:eastAsia="맑은 고딕"/>
+          <w:b/>
+          <w:color w:val="1F2937"/>
+          <w:sz w:val="21"/>
+        </w:rPr>
+        <w:t xml:space="preserve">주요 수록곡 특징: </w:t>
+      </w:r>
+      <w:r>
+        <w:rPr w:rFonts="맑은 고딕">
+          <w:rFonts w:ascii="맑은 고딕" w:hAnsi="맑은 고딕" w:eastAsia="맑은 고딕"/>
+          <w:b w:val="0"/>
+          <w:sz w:val="21"/>
+        </w:rPr>
+        <w:t>도입부의 독특한 기타 리프와 중독성 있는 브라스, 숨결 섞인 코러스가 일품인 명곡 'That's the Way (I Like It)'는 물론, 피치를 변조한 전설적인 인트로와 폭발적인 댄스 리듬이 압도적인 'Get Down Tonight', 그리고 훵키한 베이스의 진수를 보여주는 'Boogie Shoes' 등 전 곡이 팽팽한 리듬감과 유려한 서정성을 동시에 자랑합니다.</w:t>
+      </w:r>
+    </w:p>
+    <w:p>
+      <w:pPr>
+        <w:spacing w:line="324" w:lineRule="auto" w:after="80"/>
+      </w:pPr>
+      <w:r>
+        <w:rPr w:rFonts="맑은 고딕">
+          <w:rFonts w:ascii="맑은 고딕" w:hAnsi="맑은 고딕" w:eastAsia="맑은 고딕"/>
+          <w:b w:val="0"/>
+          <w:color w:val="6B7280"/>
+          <w:sz w:val="21"/>
+        </w:rPr>
+        <w:t xml:space="preserve">· </w:t>
+      </w:r>
+      <w:r>
+        <w:rPr w:rFonts="맑은 고딕">
+          <w:rFonts w:ascii="맑은 고딕" w:hAnsi="맑은 고딕" w:eastAsia="맑은 고딕"/>
+          <w:b/>
+          <w:color w:val="1F2937"/>
+          <w:sz w:val="21"/>
+        </w:rPr>
+        <w:t xml:space="preserve">빈티지 감상 제언: </w:t>
+      </w:r>
+      <w:r>
+        <w:rPr w:rFonts="맑은 고딕">
+          <w:rFonts w:ascii="맑은 고딕" w:hAnsi="맑은 고딕" w:eastAsia="맑은 고딕"/>
+          <w:b w:val="0"/>
+          <w:sz w:val="21"/>
+        </w:rPr>
+        <w:t>턴테이블의 바늘이 회전하며 전해오는 아날로그의 질감은 디지털 음원에서는 결코 느낄 수 없는 브라스 섹션의 윤기와 탐탐 드럼의 묵직한 타격감을 여실히 살려냅니다. 진공관 앰프의 따스한 온기를 거칠 때 찰랑거리는 하이햇 심벌의 공기감과 풍성한 베이스라인이 입체적으로 피어올라, 마치 1970년대 마이애미 스튜디오 한가운데 서 있는 듯한 현장감을 선사합니다.</w:t>
+      </w:r>
+    </w:p>
+    <w:p>
+      <w:pPr>
+        <w:spacing w:line="324" w:lineRule="auto" w:after="80"/>
+      </w:pPr>
+      <w:r>
+        <w:rPr w:rFonts="맑은 고딕">
+          <w:rFonts w:ascii="맑은 고딕" w:hAnsi="맑은 고딕" w:eastAsia="맑은 고딕"/>
+          <w:b w:val="0"/>
+          <w:color w:val="6B7280"/>
+          <w:sz w:val="21"/>
+        </w:rPr>
+        <w:t xml:space="preserve">· </w:t>
+      </w:r>
+      <w:r>
+        <w:rPr w:rFonts="맑은 고딕">
+          <w:rFonts w:ascii="맑은 고딕" w:hAnsi="맑은 고딕" w:eastAsia="맑은 고딕"/>
+          <w:b/>
+          <w:color w:val="1F2937"/>
+          <w:sz w:val="21"/>
+        </w:rPr>
+        <w:t xml:space="preserve">소장 가치: </w:t>
+      </w:r>
+      <w:r>
+        <w:rPr w:rFonts="맑은 고딕">
+          <w:rFonts w:ascii="맑은 고딕" w:hAnsi="맑은 고딕" w:eastAsia="맑은 고딕"/>
+          <w:b w:val="0"/>
+          <w:sz w:val="21"/>
+        </w:rPr>
+        <w:t>대중음악사에서 가장 찬란했던 디스코 황금기의 문을 활짝 연 오리지널 사운드트랙이자, 팝과 R&amp;B의 완벽한 융합을 증명하는 역사적 증거물입니다. 특히 뛰어난 녹음 완성도와 시대의 낭만이 깃든 재킷 디자인은 정통 LP 컬렉터라면 반드시 랙의 앞자리에 구비해야 할 필청반으로서의 가치를 증명합니다.</w:t>
+      </w:r>
+    </w:p>
+    <w:p>
+      <w:pPr>
+        <w:spacing w:line="324" w:lineRule="auto" w:after="120" w:before="160"/>
+      </w:pPr>
+      <w:r>
+        <w:rPr w:rFonts="맑은 고딕">
+          <w:rFonts w:ascii="맑은 고딕" w:hAnsi="맑은 고딕" w:eastAsia="맑은 고딕"/>
+          <w:b/>
+          <w:color w:val="4338CA"/>
+          <w:sz w:val="21"/>
+        </w:rPr>
+        <w:t>이 음반을 통해 온몸을 감싸 안는 마이애미의 따스한 바람과 세월을 뛰어넘어 살아 숨 쉬는 리듬이 전해주는 감동을 다시 한번 경험해 보시는 것은 어떨까요?</w:t>
       </w:r>
     </w:p>
     <w:sectPr>
       <w:pgSz w:w="12240" w:h="15840"/>
-      <w:pgMar w:top="1440" w:right="1440" w:bottom="1440" w:left="1440" w:header="720" w:footer="720" w:gutter="0"/>
+      <w:pgMar w:top="1152" w:right="1296" w:bottom="1152" w:left="1296" w:header="720" w:footer="720" w:gutter="0"/>
       <w:cols w:space="720"/>
       <w:docGrid w:linePitch="360"/>
     </w:sectPr>

--- a/word_reports/LP_0203_위치_184_KC and the Sunshine Band_.docx
+++ b/word_reports/LP_0203_위치_184_KC and the Sunshine Band_.docx
@@ -32,7 +32,7 @@
     </w:p>
     <w:p>
       <w:pPr>
-        <w:spacing w:line="324" w:lineRule="auto" w:before="80" w:after="160"/>
+        <w:spacing w:line="324" w:lineRule="auto" w:before="80" w:after="120"/>
       </w:pPr>
       <w:r>
         <w:rPr w:rFonts="맑은 고딕">
@@ -42,13 +42,6 @@
           <w:sz w:val="22"/>
         </w:rPr>
         <w:t xml:space="preserve">[음반 소개] </w:t>
-      </w:r>
-      <w:r>
-        <w:rPr w:rFonts="맑은 고딕">
-          <w:rFonts w:ascii="맑은 고딕" w:hAnsi="맑은 고딕" w:eastAsia="맑은 고딕"/>
-          <w:b w:val="0"/>
-          <w:sz w:val="21"/>
-        </w:rPr>
       </w:r>
     </w:p>
     <w:p>
@@ -61,7 +54,33 @@
           <w:b w:val="0"/>
           <w:sz w:val="21"/>
         </w:rPr>
-        <w:t>찬란하게 부서지는 마이애미의 태양과 에메랄드빛 해변의 열기를 고스란히 바이닐의 소릿골에 새겨 넣은 이 음반은, 1970년대 디스코와 훵크 사운드의 정점을 보여주는 기념비적인 명반입니다. 흑인과 백인의 음악적 경계를 허물고 관악기의 경쾌한 포효와 율동적인 베이스라인으로 전 세계를 춤추게 했던 이들의 에너지는 반세기가 지난 오늘날에도 여전히 찬란한 생명력을 뿜어냅니다. 단순한 댄스 플로어의 흥분을 넘어, 고단했던 시대를 위로하고 삶의 순수한 환희를 일깨웠던 음악적 낙관주의의 가장 완벽한 결정체라 할 수 있습니다.</w:t>
+        <w:t>1970년대 중반, 묵직하고 심오한 록의 서사와 포크의 고요한 사색이 주류를 이루던 팝 음악계의 지평 위에 플로리다 마이애미의 눈부신 태양과 파도 소리를 품은 찬란한 율동의 물결이 밀려들었습니다. 해리 웨인 케이시(Harry Wayne Casey)와 리처드 핀치(Richard Finch)를 주축으로 결성된 KC 앤 더 선샤인 밴드는 인종과 장르의 경계를 허물고, 흑인 음악의 끈적한 훵크(Funk)와 카리브해의 낙천적인 융카누(Junkanoo) 리듬, 그리고 정교한 브라스 편곡을 결합하여 이른바 ‘마이애미 사운드(Miami Sound)’라는 독창적인 음악적 유산을 완성했습니다. 이 음반 『Including the Hit Singles』는 바로 그 황금기 디스코-훵크의 정수를 응축하여 담아낸 기념비적인 마스터피스입니다.</w:t>
+      </w:r>
+    </w:p>
+    <w:p>
+      <w:pPr>
+        <w:spacing w:line="324" w:lineRule="auto" w:after="120"/>
+      </w:pPr>
+      <w:r>
+        <w:rPr w:rFonts="맑은 고딕">
+          <w:rFonts w:ascii="맑은 고딕" w:hAnsi="맑은 고딕" w:eastAsia="맑은 고딕"/>
+          <w:b w:val="0"/>
+          <w:sz w:val="21"/>
+        </w:rPr>
+        <w:t>당대 TK 레코드의 전설적인 스튜디오 카펫 밑바닥에서 피어난 이들의 사운드는 단순한 댄스 플로어의 유흥을 넘어선, 인간 본연의 원초적 생명력과 순수한 환희의 찬가였습니다. 복잡다단한 현실과 경제적 불황, 베트남전 이후의 집단적 피로감에 젖어 있던 1970년대의 대중에게 이들의 음악은 가장 솔직하고 따뜻한 위안의 언어였습니다. 간결하지만 지극히 유기적으로 맞물리는 리듬 섹션, 찰나의 빈틈도 허용하지 않는 날렵한 호른 섹션, 그리고 듣는 이의 심장을 직관적으로 두드리는 보컬 하모니는 대중음악이 도달할 수 있는 가장 찬란한 축제의 순간을 직조해 냈습니다.</w:t>
+      </w:r>
+    </w:p>
+    <w:p>
+      <w:pPr>
+        <w:spacing w:line="324" w:lineRule="auto" w:after="120"/>
+      </w:pPr>
+      <w:r>
+        <w:rPr w:rFonts="맑은 고딕">
+          <w:rFonts w:ascii="맑은 고딕" w:hAnsi="맑은 고딕" w:eastAsia="맑은 고딕"/>
+          <w:b w:val="0"/>
+          <w:sz w:val="21"/>
+        </w:rPr>
+        <w:t>세월이 흘러 디지털의 차가운 파형이 공간을 지배하는 오늘날에도, 턴테이블의 회전 속에서 울려 퍼지는 이들의 아날로그 그루브는 결코 빛바래지 않는 서정적 온기를 발합니다. 이 음반은 단순한 복고풍의 유물이 아니라, 한 시대를 온몸으로 살아낸 청춘들의 뜨거운 박동이자 인류가 음악을 통해 누릴 수 있는 무구한 기쁨의 결정체입니다. 바이닐의 소리골을 타고 흐르는 경쾌한 혼 사운드와 단단한 베이스라인은 청자의 마음에 깃든 깊은 음영을 거두어내고, 영원히 저물지 않는 마이애미의 찬란한 노을빛을 마음속 깊은 곳에 드리워 줍니다.</w:t>
       </w:r>
     </w:p>
     <w:p>
@@ -168,7 +187,7 @@
           <w:b w:val="0"/>
           <w:sz w:val="21"/>
         </w:rPr>
-        <w:t>1975년 T.K. 레코드 및 유럽의 제이 보이(Jay Boy) 레이블 등을 통해 발매된 본작은 밴드의 두 번째 정규 앨범이자 이들의 전 세계적 출세작으로, 'That's the Way (I Like It)'와 'Get Down Tonight' 등 불멸의 앤섬들이 수록되어 "Including the Hit Singles"라는 부제와 함께 유럽 및 인터내셔널 시장에 센세이션을 일으키며 보급되었습니다.</w:t>
+        <w:t>1975년 세계 팝 음악 시장을 뒤흔든 셀프 타이틀 앨범의 폭발적인 반향에 힘입어, 전 세계 차트를 석권한 기념비적 히트 싱글들을 망라하여 인터내셔널 버전 및 유럽 특별반 등으로 발매된 명반입니다.</w:t>
       </w:r>
     </w:p>
     <w:p>
@@ -199,7 +218,7 @@
           <w:b w:val="0"/>
           <w:sz w:val="21"/>
         </w:rPr>
-        <w:t>발매 직후 미국 빌보드 팝 앨범 차트 4위, R&amp;B 앨범 차트 1위를 석권하였으며, 수록된 싱글 2곡이 나란히 빌보드 핫 100 1위에 오르는 기염을 토하며 미국 내에서만 300만 장 이상의 판매고(트리플 플래티넘)를 기록하는 세계적 상업 성공을 거두었습니다.</w:t>
+        <w:t>빌보드 핫 100 차트 1위를 기록한 불멸의 싱글들을 필두로 전 세계 수백만 장 이상의 음반 판매고를 기록하며 플래티넘 디스크를 달성하였고, 영미권은 물론 전 세계 댄스 플로어와 라디오 에어플레이를 완벽히 장악했습니다.</w:t>
       </w:r>
     </w:p>
     <w:p>
@@ -230,7 +249,7 @@
           <w:b w:val="0"/>
           <w:sz w:val="21"/>
         </w:rPr>
-        <w:t>1976년 제18회 그래미 어워드에서 다수 부문 후보에 오른 것은 물론, 아메리칸 뮤직 어워드(AMA) 수상 및 이듬해 그래미 어워드 '올해의 앨범'을 거머쥔 영화 &lt;토요일 밤의 열기(Saturday Night Fever)&gt; 사운드트랙 참여의 든든한 교두보가 되었던 음악사적 공인을 받았습니다.</w:t>
+        <w:t>그래미 어워드 주요 부문 후보 지명 및 수상의 영예를 안았으며, 1970년대 디스코와 훵크 음악의 대중적 폭발을 견인한 공로로 팝 음악 역사상 가장 영향력 있는 댄스-팝 앙상블 중 하나로 헌액되었습니다.</w:t>
       </w:r>
     </w:p>
     <w:p>
@@ -275,7 +294,7 @@
           <w:b w:val="0"/>
           <w:sz w:val="21"/>
         </w:rPr>
-        <w:t>미국 (플로리다주 하이얼리어)</w:t>
+        <w:t>미국 (미국 플로리다주 하이얼리어 결성)</w:t>
       </w:r>
     </w:p>
     <w:p>
@@ -306,7 +325,7 @@
           <w:b w:val="0"/>
           <w:sz w:val="21"/>
         </w:rPr>
-        <w:t>1973년 결성</w:t>
+        <w:t>1973년 결성 ~ 현재 활동 중</w:t>
       </w:r>
     </w:p>
     <w:p>
@@ -337,7 +356,7 @@
           <w:b w:val="0"/>
           <w:sz w:val="21"/>
         </w:rPr>
-        <w:t>다인종·혼성 브라스 훵크/디스코 그룹</w:t>
+        <w:t>다국적·다인종 대규모 브라스 훵크/디스코 밴드</w:t>
       </w:r>
     </w:p>
     <w:p>
@@ -368,7 +387,7 @@
           <w:b w:val="0"/>
           <w:sz w:val="21"/>
         </w:rPr>
-        <w:t>건반 연주자이자 보컬리스트인 해리 웨인 케이시(Harry Wayne Casey, 'KC')와 베이시스트 리차드 핀치(Richard Finch)의 주도로 결성된 밴드로, 인종적 화합을 음악으로 실현한 선구자적 그룹입니다. 모타운의 서정적인 멜로디 감각과 카리브해의 준카누(Junkanoo) 리듬, 그리고 폭발적인 혼 섹션을 결합하여 독창적인 '선샤인 사운드(Sunshine Sound)'를 창조해 팝 음악사의 지형도를 바꾸어 놓았습니다.</w:t>
+        <w:t>건반과 리드 보컬을 맡은 해리 웨인 케이시와 베이시스트 리처드 핀치가 주축이 되어 결성된 대규모 앙상블로, 흑백의 인종적 장벽을 허문 혼성 라인업으로 당대 사회적 통합의 상징이 되었습니다. 특유의 호방하고 정교한 브라스 편곡과 잊을 수 없는 캐치한 훅(Hook)을 무기로 70년대 중후반 디스코 황금기를 개척하고 마이애미 사운드의 전설을 확립한 선구자들입니다.</w:t>
       </w:r>
     </w:p>
     <w:p>
@@ -413,7 +432,7 @@
           <w:b w:val="0"/>
           <w:sz w:val="21"/>
         </w:rPr>
-        <w:t>1970년대 중반 디스코 열풍의 본격적인 서막을 알린 교과서적인 작품입니다. 세련되면서도 거친 훵크 그루브 위에 대중 친화적인 팝 후크를 정교하게 얹어냄으로써 언더그라운드 클럽 음악에 머물던 댄스 팝을 주류 팝 문화의 중심부로 끌어올린 걸작으로 평가받습니다.</w:t>
+        <w:t>모타운과 필라델피아 소울의 세련미, 그리고 제임스 브라운 식 훵크의 원초적 에너지를 가장 완벽한 팝적 어법으로 치환해 낸 명작입니다. 후대의 어반 댄스 팝, 하우스, 힙합 샘플링의 모태가 된 음악적 유산이자, 흑백 화합의 가치를 댄스 플로어 위에서 예술적으로 실현한 크로스오버의 교과서적 위치를 점하고 있습니다.</w:t>
       </w:r>
     </w:p>
     <w:p>
@@ -444,7 +463,7 @@
           <w:b w:val="0"/>
           <w:sz w:val="21"/>
         </w:rPr>
-        <w:t>베트남 전쟁 종전 직후와 오일쇼크로 인한 경제적 침체기 속에서 방황하던 당시 청년 세대에게 이 음반은 순수한 해방구이자 구원이었습니다. 주말 밤 화려한 미러볼 아래 모여든 젊은이들이 모든 시름을 잊고 연대할 수 있었던 시대의 청춘 감성과 낭만적인 열망이 고스란히 투영되어 있습니다.</w:t>
+        <w:t>1970년대 중반, 오일 쇼크와 사회적 격변 속에서 지친 젊은이들에게 밤의 클럽과 라디오는 유일한 도피처이자 해방구였습니다. 이 앨범에 수록된 싱글들은 네온사인 번쩍이는 디스코텍의 바닥을 뜨겁게 달구었을 뿐만 아니라, 어두운 일상을 밝히는 청춘들의 무구한 해방감과 낭만적 열기를 고스란히 담아낸 시대의 거울이었습니다.</w:t>
       </w:r>
     </w:p>
     <w:p>
@@ -489,7 +508,7 @@
           <w:b w:val="0"/>
           <w:sz w:val="21"/>
         </w:rPr>
-        <w:t>도입부의 독특한 기타 리프와 중독성 있는 브라스, 숨결 섞인 코러스가 일품인 명곡 'That's the Way (I Like It)'는 물론, 피치를 변조한 전설적인 인트로와 폭발적인 댄스 리듬이 압도적인 'Get Down Tonight', 그리고 훵키한 베이스의 진수를 보여주는 'Boogie Shoes' 등 전 곡이 팽팽한 리듬감과 유려한 서정성을 동시에 자랑합니다.</w:t>
+        <w:t>팝 역사상 가장 매혹적인 인트로와 리드미컬한 카타르시스를 선사하며 빌보드 정상을 밟은 'That's the Way (I Like It)', 미끄러지듯 유려한 베이스라인과 브라스의 폭발력이 압도적인 'Get Down Tonight', 그리고 짙은 소울의 서정성과 그루브가 절묘하게 교차하는 'Boogie Shoes' 등 한 곡 한 곡이 대중음악사의 찬란한 명장면을 연출합니다.</w:t>
       </w:r>
     </w:p>
     <w:p>
@@ -520,7 +539,7 @@
           <w:b w:val="0"/>
           <w:sz w:val="21"/>
         </w:rPr>
-        <w:t>턴테이블의 바늘이 회전하며 전해오는 아날로그의 질감은 디지털 음원에서는 결코 느낄 수 없는 브라스 섹션의 윤기와 탐탐 드럼의 묵직한 타격감을 여실히 살려냅니다. 진공관 앰프의 따스한 온기를 거칠 때 찰랑거리는 하이햇 심벌의 공기감과 풍성한 베이스라인이 입체적으로 피어올라, 마치 1970년대 마이애미 스튜디오 한가운데 서 있는 듯한 현장감을 선사합니다.</w:t>
+        <w:t>디지털 음원에서 체감하기 힘든 묵직한 아날로그 킥 드럼의 펀치감과 펜더 재즈 베이스의 탄력적인 울림이 LP의 소리골에 온전히 살아 숨 쉽니다. 진공관 앰프 특유의 두툼하고 따스한 중역대 배음과 빈티지 혼 스피커를 매칭하여 감상할 때, 플로리다 햇살처럼 쏟아져 내리는 금관악기의 선명한 다이내믹스와 무대 한가운데 서 있는 듯한 현장감을 황홀하게 만끽할 수 있습니다.</w:t>
       </w:r>
     </w:p>
     <w:p>
@@ -551,7 +570,7 @@
           <w:b w:val="0"/>
           <w:sz w:val="21"/>
         </w:rPr>
-        <w:t>대중음악사에서 가장 찬란했던 디스코 황금기의 문을 활짝 연 오리지널 사운드트랙이자, 팝과 R&amp;B의 완벽한 융합을 증명하는 역사적 증거물입니다. 특히 뛰어난 녹음 완성도와 시대의 낭만이 깃든 재킷 디자인은 정통 LP 컬렉터라면 반드시 랙의 앞자리에 구비해야 할 필청반으로서의 가치를 증명합니다.</w:t>
+        <w:t>1970년대 아날로그 마스터링 기술의 정점과 TK 사운드의 원형을 간직한 음반으로, 훵크와 디스코의 융합을 증명하는 역사적 기념비입니다. 팝/소울 애호가는 물론 감각적인 리듬의 정수를 소장하고자 하는 정통 LP 컬렉터라면 결코 놓쳐서는 안 될 필청 컬렉션입니다.</w:t>
       </w:r>
     </w:p>
     <w:p>
@@ -565,7 +584,7 @@
           <w:color w:val="4338CA"/>
           <w:sz w:val="21"/>
         </w:rPr>
-        <w:t>이 음반을 통해 온몸을 감싸 안는 마이애미의 따스한 바람과 세월을 뛰어넘어 살아 숨 쉬는 리듬이 전해주는 감동을 다시 한번 경험해 보시는 것은 어떨까요?</w:t>
+        <w:t>이 음반을 통해 아날로그 바늘 끝에서 피어나는 눈부신 플로리다의 태양과 심장을 뛰게 하는 순수한 음악적 환희가 전해주는 감동을 다시 한번 경험해 보시는 것은 어떨까요?</w:t>
       </w:r>
     </w:p>
     <w:sectPr>
